--- a/小野町_引継ぎ_整理済/02_キックオフ・業務計画/小野町_工程変更協議資料_第2版_20261005.docx
+++ b/小野町_引継ぎ_整理済/02_キックオフ・業務計画/小野町_工程変更協議資料_第2版_20261005.docx
@@ -1515,7 +1515,7 @@
                 <w:i w:val="0"/>
                 <w:sz w:val="17"/>
               </w:rPr>
-              <w:t>70.1％</w:t>
+              <w:t>70.2％</w:t>
             </w:r>
           </w:p>
         </w:tc>
@@ -6986,7 +6986,7 @@
           <w:i w:val="0"/>
           <w:sz w:val="21"/>
         </w:rPr>
-        <w:t>いずれの案でも、12月までに印刷業者を押さえておく必要があります。</w:t>
+        <w:t>いずれの案でも、1月中に印刷業者を押さえておく必要があります。</w:t>
       </w:r>
       <w:r>
         <w:rPr>
@@ -6995,7 +6995,22 @@
           <w:i w:val="0"/>
           <w:sz w:val="21"/>
         </w:rPr>
-        <w:t>押さえられない場合は、印刷25日の案A・案Bに限られます。</w:t>
+        <w:t>校了から逆算するだけなら発注は2月中旬まで待てますが、年度末は自治体の計画書の印刷が集中するため、2月に発注先を探し始めると色校正の差し戻しが効きません。押さえられない場合は、印刷25日の案A・案Bに限られます。</w:t>
+      </w:r>
+    </w:p>
+    <w:p>
+      <w:pPr>
+        <w:spacing w:before="40" w:after="160"/>
+        <w:ind w:left="113"/>
+      </w:pPr>
+      <w:r>
+        <w:rPr>
+          <w:rFonts w:ascii="游ゴシック" w:hAnsi="游ゴシック" w:eastAsia="游ゴシック"/>
+          <w:b w:val="0"/>
+          <w:i w:val="0"/>
+          <w:sz w:val="17"/>
+        </w:rPr>
+        <w:t>※ 発注までの日程は「小野町_第10期計画_印刷の発注仕様書」に案ごとの逆算を載せています。</w:t>
       </w:r>
     </w:p>
     <w:p>

--- a/小野町_引継ぎ_整理済/02_キックオフ・業務計画/小野町_工程変更協議資料_第2版_20261005.docx
+++ b/小野町_引継ぎ_整理済/02_キックオフ・業務計画/小野町_工程変更協議資料_第2版_20261005.docx
@@ -756,6 +756,7 @@
     </w:p>
     <w:p>
       <w:pPr>
+        <w:pStyle w:val="Heading1"/>
         <w:keepNext/>
         <w:spacing w:before="240" w:after="100"/>
       </w:pPr>
@@ -1205,6 +1206,7 @@
     </w:p>
     <w:p>
       <w:pPr>
+        <w:pStyle w:val="Heading1"/>
         <w:keepNext/>
         <w:spacing w:before="240" w:after="100"/>
       </w:pPr>
@@ -1473,7 +1475,7 @@
                 <w:i w:val="0"/>
                 <w:sz w:val="17"/>
               </w:rPr>
-              <w:t>76</w:t>
+              <w:t>77</w:t>
             </w:r>
           </w:p>
         </w:tc>
@@ -1494,7 +1496,7 @@
                 <w:i w:val="0"/>
                 <w:sz w:val="17"/>
               </w:rPr>
-              <w:t>55.1％</w:t>
+              <w:t>55.8％</w:t>
             </w:r>
           </w:p>
         </w:tc>
@@ -1515,7 +1517,7 @@
                 <w:i w:val="0"/>
                 <w:sz w:val="17"/>
               </w:rPr>
-              <w:t>70.2％</w:t>
+              <w:t>70.9％</w:t>
             </w:r>
           </w:p>
         </w:tc>
@@ -1621,7 +1623,7 @@
                 <w:i w:val="0"/>
                 <w:sz w:val="17"/>
               </w:rPr>
-              <w:t>44</w:t>
+              <w:t>49</w:t>
             </w:r>
           </w:p>
         </w:tc>
@@ -1642,7 +1644,7 @@
                 <w:i w:val="0"/>
                 <w:sz w:val="17"/>
               </w:rPr>
-              <w:t>50.6％</w:t>
+              <w:t>51.8％</w:t>
             </w:r>
           </w:p>
         </w:tc>
@@ -1663,7 +1665,7 @@
                 <w:i w:val="0"/>
                 <w:sz w:val="17"/>
               </w:rPr>
-              <w:t>33.1％</w:t>
+              <w:t>55.5％</w:t>
             </w:r>
           </w:p>
         </w:tc>
@@ -1684,7 +1686,7 @@
                 <w:i w:val="0"/>
                 <w:sz w:val="17"/>
               </w:rPr>
-              <w:t>-17.5pt</w:t>
+              <w:t>+3.7pt</w:t>
             </w:r>
           </w:p>
         </w:tc>
@@ -1705,7 +1707,7 @@
                 <w:i w:val="0"/>
                 <w:sz w:val="17"/>
               </w:rPr>
-              <w:t>9件</w:t>
+              <w:t>6件</w:t>
             </w:r>
           </w:p>
         </w:tc>
@@ -1726,7 +1728,7 @@
                 <w:i w:val="0"/>
                 <w:sz w:val="17"/>
               </w:rPr>
-              <w:t>4件</w:t>
+              <w:t>1件</w:t>
             </w:r>
           </w:p>
         </w:tc>
@@ -1749,7 +1751,7 @@
           <w:i w:val="0"/>
           <w:sz w:val="17"/>
         </w:rPr>
-        <w:t>資料：業務進捗管理表（17_業務進捗管理）令和8年10月5日時点。予定進捗率は、予定開始の月初から予定完了の月末までを直線で見たときの値。</w:t>
+        <w:t>資料：業務進捗管理表（17_業務進捗管理）令和8年10月7日時点。予定進捗率は、予定開始の月初から予定完了の月末までを直線で見たときの値。</w:t>
       </w:r>
     </w:p>
     <w:p>
@@ -1781,11 +1783,12 @@
           <w:i w:val="0"/>
           <w:sz w:val="21"/>
         </w:rPr>
-        <w:t>一方で障がい計画は-17.5ポイント下回っており、こちらが本業務全体の弱いところです。</w:t>
+        <w:t>一方で障がい計画は+3.7ポイント下回っており、こちらが本業務全体の弱いところです。</w:t>
       </w:r>
     </w:p>
     <w:p>
       <w:pPr>
+        <w:pStyle w:val="Heading2"/>
         <w:keepNext/>
         <w:spacing w:before="180" w:after="100"/>
       </w:pPr>
@@ -1804,6 +1807,7 @@
     </w:p>
     <w:p>
       <w:pPr>
+        <w:pStyle w:val="Heading3"/>
         <w:keepNext/>
         <w:spacing w:before="180" w:after="80"/>
       </w:pPr>
@@ -2480,7 +2484,7 @@
                 <w:i w:val="0"/>
                 <w:sz w:val="17"/>
               </w:rPr>
-              <w:t>57％</w:t>
+              <w:t>60％</w:t>
             </w:r>
           </w:p>
         </w:tc>
@@ -2808,7 +2812,7 @@
                 <w:i w:val="0"/>
                 <w:sz w:val="17"/>
               </w:rPr>
-              <w:t>71％</w:t>
+              <w:t>74％</w:t>
             </w:r>
           </w:p>
         </w:tc>
@@ -2981,7 +2985,7 @@
                 <w:i w:val="0"/>
                 <w:sz w:val="17"/>
               </w:rPr>
-              <w:t>71％</w:t>
+              <w:t>74％</w:t>
             </w:r>
           </w:p>
         </w:tc>
@@ -3043,7 +3047,7 @@
                 <w:i w:val="0"/>
                 <w:sz w:val="17"/>
               </w:rPr>
-              <w:t>2-7</w:t>
+              <w:t>7-9</w:t>
             </w:r>
           </w:p>
         </w:tc>
@@ -3063,7 +3067,7 @@
                 <w:i w:val="0"/>
                 <w:sz w:val="17"/>
               </w:rPr>
-              <w:t>認知症高齢者の分析</w:t>
+              <w:t>総合事業費の上限額の確認</w:t>
             </w:r>
           </w:p>
         </w:tc>
@@ -3083,7 +3087,7 @@
                 <w:i w:val="0"/>
                 <w:sz w:val="17"/>
               </w:rPr>
-              <w:t>受託者</w:t>
+              <w:t>受託者・町</w:t>
             </w:r>
           </w:p>
         </w:tc>
@@ -3103,7 +3107,7 @@
                 <w:i w:val="0"/>
                 <w:sz w:val="17"/>
               </w:rPr>
-              <w:t>2026-08</w:t>
+              <w:t>2026-11</w:t>
             </w:r>
           </w:p>
         </w:tc>
@@ -3124,7 +3128,7 @@
                 <w:i w:val="0"/>
                 <w:sz w:val="17"/>
               </w:rPr>
-              <w:t>85％</w:t>
+              <w:t>25％</w:t>
             </w:r>
           </w:p>
         </w:tc>
@@ -3145,7 +3149,7 @@
                 <w:i w:val="0"/>
                 <w:sz w:val="17"/>
               </w:rPr>
-              <w:t>100％</w:t>
+              <w:t>40％</w:t>
             </w:r>
           </w:p>
         </w:tc>
@@ -3165,7 +3169,7 @@
                 <w:i w:val="0"/>
                 <w:sz w:val="17"/>
               </w:rPr>
-              <w:t>期限超過（2か月）</w:t>
+              <w:t>遅れ</w:t>
             </w:r>
           </w:p>
         </w:tc>
@@ -3185,7 +3189,16 @@
                 <w:i w:val="0"/>
                 <w:sz w:val="17"/>
               </w:rPr>
-              <w:t>自立度Ⅲa・Ⅲbが受領資料になく、「自立度Ⅱ以上」の合計が出せない（見える化Ｂ7）。</w:t>
+              <w:t>町の「総合事業上限額算定の手引き（Excel）」（平成27年度〜令和6年度）と地域支援事業交付金事業実績報告書が要る。</w:t>
+            </w:r>
+            <w:r>
+              <w:rPr>
+                <w:rFonts w:ascii="游ゴシック" w:hAnsi="游ゴシック" w:eastAsia="游ゴシック"/>
+                <w:b/>
+                <w:i w:val="0"/>
+                <w:sz w:val="17"/>
+              </w:rPr>
+              <w:t>現に上限内に収まっているかを確かめられていない。</w:t>
             </w:r>
             <w:r>
               <w:rPr>
@@ -3194,25 +3207,7 @@
                 <w:i w:val="0"/>
                 <w:sz w:val="17"/>
               </w:rPr>
-              <w:t xml:space="preserve">このため認知症高齢者数の見込みは下限（令和9年度335人）にとどまる。研修系（J1〜J15）は本町の値が未公表。町の実績で代替する（依頼票H9）。初期集中支援チームの令和6・7年度の実績も要る（見える化の直近値は令和5年度）　</w:t>
-            </w:r>
-            <w:r>
-              <w:rPr>
-                <w:rFonts w:ascii="游ゴシック" w:hAnsi="游ゴシック" w:eastAsia="游ゴシック"/>
-                <w:b/>
-                <w:i w:val="0"/>
-                <w:sz w:val="17"/>
-              </w:rPr>
-              <w:t>10月1日に認知症施策の体制と活動の図を作成（f47）。</w:t>
-            </w:r>
-            <w:r>
-              <w:rPr>
-                <w:rFonts w:ascii="游ゴシック" w:hAnsi="游ゴシック" w:eastAsia="游ゴシック"/>
-                <w:b w:val="0"/>
-                <w:i w:val="0"/>
-                <w:sz w:val="17"/>
-              </w:rPr>
-              <w:t>推進員1→4人、カフェ1か所で横ばい、初期集中支援チームの訪問実績0件</w:t>
+              <w:t>上限を超えると超過分は町の一般財源となるため、サービスBを広げる場合（決定7）の判断に直結する</w:t>
             </w:r>
           </w:p>
         </w:tc>
@@ -3234,7 +3229,7 @@
                 <w:i w:val="0"/>
                 <w:sz w:val="17"/>
               </w:rPr>
-              <w:t>7-9</w:t>
+              <w:t>2-7</w:t>
             </w:r>
           </w:p>
         </w:tc>
@@ -3254,7 +3249,7 @@
                 <w:i w:val="0"/>
                 <w:sz w:val="17"/>
               </w:rPr>
-              <w:t>総合事業費の上限額の確認</w:t>
+              <w:t>認知症高齢者の分析</w:t>
             </w:r>
           </w:p>
         </w:tc>
@@ -3274,7 +3269,7 @@
                 <w:i w:val="0"/>
                 <w:sz w:val="17"/>
               </w:rPr>
-              <w:t>受託者・町</w:t>
+              <w:t>受託者</w:t>
             </w:r>
           </w:p>
         </w:tc>
@@ -3294,7 +3289,7 @@
                 <w:i w:val="0"/>
                 <w:sz w:val="17"/>
               </w:rPr>
-              <w:t>2026-11</w:t>
+              <w:t>2026-08</w:t>
             </w:r>
           </w:p>
         </w:tc>
@@ -3315,7 +3310,7 @@
                 <w:i w:val="0"/>
                 <w:sz w:val="17"/>
               </w:rPr>
-              <w:t>25％</w:t>
+              <w:t>85％</w:t>
             </w:r>
           </w:p>
         </w:tc>
@@ -3336,7 +3331,7 @@
                 <w:i w:val="0"/>
                 <w:sz w:val="17"/>
               </w:rPr>
-              <w:t>38％</w:t>
+              <w:t>100％</w:t>
             </w:r>
           </w:p>
         </w:tc>
@@ -3356,7 +3351,7 @@
                 <w:i w:val="0"/>
                 <w:sz w:val="17"/>
               </w:rPr>
-              <w:t>遅れ</w:t>
+              <w:t>期限超過（2か月）</w:t>
             </w:r>
           </w:p>
         </w:tc>
@@ -3376,7 +3371,16 @@
                 <w:i w:val="0"/>
                 <w:sz w:val="17"/>
               </w:rPr>
-              <w:t>町の「総合事業上限額算定の手引き（Excel）」（平成27年度〜令和6年度）と地域支援事業交付金事業実績報告書が要る。</w:t>
+              <w:t>自立度Ⅲa・Ⅲbが受領資料になく、「自立度Ⅱ以上」の合計が出せない（見える化Ｂ7）。</w:t>
+            </w:r>
+            <w:r>
+              <w:rPr>
+                <w:rFonts w:ascii="游ゴシック" w:hAnsi="游ゴシック" w:eastAsia="游ゴシック"/>
+                <w:b w:val="0"/>
+                <w:i w:val="0"/>
+                <w:sz w:val="17"/>
+              </w:rPr>
+              <w:t xml:space="preserve">このため認知症高齢者数の見込みは下限（令和9年度335人）にとどまる。研修系（J1〜J15）は本町の値が未公表。町の実績で代替する（依頼票H9）。初期集中支援チームの令和6・7年度の実績も要る（見える化の直近値は令和5年度）　</w:t>
             </w:r>
             <w:r>
               <w:rPr>
@@ -3385,7 +3389,7 @@
                 <w:i w:val="0"/>
                 <w:sz w:val="17"/>
               </w:rPr>
-              <w:t>現に上限内に収まっているかを確かめられていない。</w:t>
+              <w:t>10月1日に認知症施策の体制と活動の図を作成（f47）。</w:t>
             </w:r>
             <w:r>
               <w:rPr>
@@ -3394,7 +3398,7 @@
                 <w:i w:val="0"/>
                 <w:sz w:val="17"/>
               </w:rPr>
-              <w:t>上限を超えると超過分は町の一般財源となるため、サービスBを広げる場合（決定7）の判断に直結する</w:t>
+              <w:t>推進員1→4人、カフェ1か所で横ばい、初期集中支援チームの訪問実績0件</w:t>
             </w:r>
           </w:p>
         </w:tc>
@@ -3407,6 +3411,7 @@
     </w:p>
     <w:p>
       <w:pPr>
+        <w:pStyle w:val="Heading3"/>
         <w:keepNext/>
         <w:spacing w:before="180" w:after="80"/>
       </w:pPr>
@@ -3418,7 +3423,7 @@
           <w:color w:val="1F4D78"/>
           <w:sz w:val="22"/>
         </w:rPr>
-        <w:t>障がい計画（13件）</w:t>
+        <w:t>障がい計画（7件）</w:t>
       </w:r>
     </w:p>
     <w:tbl>
@@ -3817,7 +3822,7 @@
                 <w:i w:val="0"/>
                 <w:sz w:val="17"/>
               </w:rPr>
-              <w:t>2-6</w:t>
+              <w:t>3-2</w:t>
             </w:r>
           </w:p>
         </w:tc>
@@ -3837,7 +3842,7 @@
                 <w:i w:val="0"/>
                 <w:sz w:val="17"/>
               </w:rPr>
-              <w:t>調査用品の準備・印刷</w:t>
+              <w:t>対象先の選定</w:t>
             </w:r>
           </w:p>
         </w:tc>
@@ -3857,7 +3862,7 @@
                 <w:i w:val="0"/>
                 <w:sz w:val="17"/>
               </w:rPr>
-              <w:t>受託者</w:t>
+              <w:t>受託者・町</w:t>
             </w:r>
           </w:p>
         </w:tc>
@@ -3955,20 +3960,11 @@
             <w:r>
               <w:rPr>
                 <w:rFonts w:ascii="游ゴシック" w:hAnsi="游ゴシック" w:eastAsia="游ゴシック"/>
-                <w:b w:val="0"/>
-                <w:i w:val="0"/>
-                <w:sz w:val="17"/>
-              </w:rPr>
-              <w:t>調査票の確定。</w:t>
-            </w:r>
-            <w:r>
-              <w:rPr>
-                <w:rFonts w:ascii="游ゴシック" w:hAnsi="游ゴシック" w:eastAsia="游ゴシック"/>
                 <w:b/>
                 <w:i w:val="0"/>
                 <w:sz w:val="17"/>
               </w:rPr>
-              <w:t>墨印刷でのルビ可読性は実物校正が必要</w:t>
+              <w:t>町のサービス実績（町内外事業所別・依頼票D4）</w:t>
             </w:r>
           </w:p>
         </w:tc>
@@ -3990,7 +3986,7 @@
                 <w:i w:val="0"/>
                 <w:sz w:val="17"/>
               </w:rPr>
-              <w:t>3-2</w:t>
+              <w:t>3-3</w:t>
             </w:r>
           </w:p>
         </w:tc>
@@ -4010,129 +4006,129 @@
                 <w:i w:val="0"/>
                 <w:sz w:val="17"/>
               </w:rPr>
+              <w:t>依頼の送付・日程調整</w:t>
+            </w:r>
+          </w:p>
+        </w:tc>
+        <w:tc>
+          <w:tcPr>
+            <w:tcW w:type="dxa" w:w="850"/>
+            <w:vAlign w:val="center"/>
+          </w:tcPr>
+          <w:p>
+            <w:pPr>
+              <w:spacing w:before="20" w:after="20"/>
+            </w:pPr>
+            <w:r>
+              <w:rPr>
+                <w:rFonts w:ascii="游ゴシック" w:hAnsi="游ゴシック" w:eastAsia="游ゴシック"/>
+                <w:b w:val="0"/>
+                <w:i w:val="0"/>
+                <w:sz w:val="17"/>
+              </w:rPr>
+              <w:t>受託者</w:t>
+            </w:r>
+          </w:p>
+        </w:tc>
+        <w:tc>
+          <w:tcPr>
+            <w:tcW w:type="dxa" w:w="850"/>
+            <w:vAlign w:val="center"/>
+          </w:tcPr>
+          <w:p>
+            <w:pPr>
+              <w:spacing w:before="20" w:after="20"/>
+            </w:pPr>
+            <w:r>
+              <w:rPr>
+                <w:rFonts w:ascii="游ゴシック" w:hAnsi="游ゴシック" w:eastAsia="游ゴシック"/>
+                <w:b w:val="0"/>
+                <w:i w:val="0"/>
+                <w:sz w:val="17"/>
+              </w:rPr>
+              <w:t>2026-09</w:t>
+            </w:r>
+          </w:p>
+        </w:tc>
+        <w:tc>
+          <w:tcPr>
+            <w:tcW w:type="dxa" w:w="624"/>
+            <w:vAlign w:val="center"/>
+          </w:tcPr>
+          <w:p>
+            <w:pPr>
+              <w:spacing w:before="20" w:after="20"/>
+              <w:jc w:val="right"/>
+            </w:pPr>
+            <w:r>
+              <w:rPr>
+                <w:rFonts w:ascii="游ゴシック" w:hAnsi="游ゴシック" w:eastAsia="游ゴシック"/>
+                <w:b w:val="0"/>
+                <w:i w:val="0"/>
+                <w:sz w:val="17"/>
+              </w:rPr>
+              <w:t>0％</w:t>
+            </w:r>
+          </w:p>
+        </w:tc>
+        <w:tc>
+          <w:tcPr>
+            <w:tcW w:type="dxa" w:w="624"/>
+            <w:vAlign w:val="center"/>
+          </w:tcPr>
+          <w:p>
+            <w:pPr>
+              <w:spacing w:before="20" w:after="20"/>
+              <w:jc w:val="right"/>
+            </w:pPr>
+            <w:r>
+              <w:rPr>
+                <w:rFonts w:ascii="游ゴシック" w:hAnsi="游ゴシック" w:eastAsia="游ゴシック"/>
+                <w:b w:val="0"/>
+                <w:i w:val="0"/>
+                <w:sz w:val="17"/>
+              </w:rPr>
+              <w:t>100％</w:t>
+            </w:r>
+          </w:p>
+        </w:tc>
+        <w:tc>
+          <w:tcPr>
+            <w:tcW w:type="dxa" w:w="1134"/>
+            <w:vAlign w:val="center"/>
+          </w:tcPr>
+          <w:p>
+            <w:pPr>
+              <w:spacing w:before="20" w:after="20"/>
+            </w:pPr>
+            <w:r>
+              <w:rPr>
+                <w:rFonts w:ascii="游ゴシック" w:hAnsi="游ゴシック" w:eastAsia="游ゴシック"/>
+                <w:b w:val="0"/>
+                <w:i w:val="0"/>
+                <w:sz w:val="17"/>
+              </w:rPr>
+              <w:t>期限超過（1か月）</w:t>
+            </w:r>
+          </w:p>
+        </w:tc>
+        <w:tc>
+          <w:tcPr>
+            <w:tcW w:type="dxa" w:w="3231"/>
+            <w:vAlign w:val="center"/>
+          </w:tcPr>
+          <w:p>
+            <w:pPr>
+              <w:spacing w:before="20" w:after="20"/>
+            </w:pPr>
+            <w:r>
+              <w:rPr>
+                <w:rFonts w:ascii="游ゴシック" w:hAnsi="游ゴシック" w:eastAsia="游ゴシック"/>
+                <w:b w:val="0"/>
+                <w:i w:val="0"/>
+                <w:sz w:val="17"/>
+              </w:rPr>
               <w:t>対象先の選定</w:t>
-            </w:r>
-          </w:p>
-        </w:tc>
-        <w:tc>
-          <w:tcPr>
-            <w:tcW w:type="dxa" w:w="850"/>
-            <w:vAlign w:val="center"/>
-          </w:tcPr>
-          <w:p>
-            <w:pPr>
-              <w:spacing w:before="20" w:after="20"/>
-            </w:pPr>
-            <w:r>
-              <w:rPr>
-                <w:rFonts w:ascii="游ゴシック" w:hAnsi="游ゴシック" w:eastAsia="游ゴシック"/>
-                <w:b w:val="0"/>
-                <w:i w:val="0"/>
-                <w:sz w:val="17"/>
-              </w:rPr>
-              <w:t>受託者・町</w:t>
-            </w:r>
-          </w:p>
-        </w:tc>
-        <w:tc>
-          <w:tcPr>
-            <w:tcW w:type="dxa" w:w="850"/>
-            <w:vAlign w:val="center"/>
-          </w:tcPr>
-          <w:p>
-            <w:pPr>
-              <w:spacing w:before="20" w:after="20"/>
-            </w:pPr>
-            <w:r>
-              <w:rPr>
-                <w:rFonts w:ascii="游ゴシック" w:hAnsi="游ゴシック" w:eastAsia="游ゴシック"/>
-                <w:b w:val="0"/>
-                <w:i w:val="0"/>
-                <w:sz w:val="17"/>
-              </w:rPr>
-              <w:t>2026-09</w:t>
-            </w:r>
-          </w:p>
-        </w:tc>
-        <w:tc>
-          <w:tcPr>
-            <w:tcW w:type="dxa" w:w="624"/>
-            <w:vAlign w:val="center"/>
-          </w:tcPr>
-          <w:p>
-            <w:pPr>
-              <w:spacing w:before="20" w:after="20"/>
-              <w:jc w:val="right"/>
-            </w:pPr>
-            <w:r>
-              <w:rPr>
-                <w:rFonts w:ascii="游ゴシック" w:hAnsi="游ゴシック" w:eastAsia="游ゴシック"/>
-                <w:b w:val="0"/>
-                <w:i w:val="0"/>
-                <w:sz w:val="17"/>
-              </w:rPr>
-              <w:t>0％</w:t>
-            </w:r>
-          </w:p>
-        </w:tc>
-        <w:tc>
-          <w:tcPr>
-            <w:tcW w:type="dxa" w:w="624"/>
-            <w:vAlign w:val="center"/>
-          </w:tcPr>
-          <w:p>
-            <w:pPr>
-              <w:spacing w:before="20" w:after="20"/>
-              <w:jc w:val="right"/>
-            </w:pPr>
-            <w:r>
-              <w:rPr>
-                <w:rFonts w:ascii="游ゴシック" w:hAnsi="游ゴシック" w:eastAsia="游ゴシック"/>
-                <w:b w:val="0"/>
-                <w:i w:val="0"/>
-                <w:sz w:val="17"/>
-              </w:rPr>
-              <w:t>100％</w:t>
-            </w:r>
-          </w:p>
-        </w:tc>
-        <w:tc>
-          <w:tcPr>
-            <w:tcW w:type="dxa" w:w="1134"/>
-            <w:vAlign w:val="center"/>
-          </w:tcPr>
-          <w:p>
-            <w:pPr>
-              <w:spacing w:before="20" w:after="20"/>
-            </w:pPr>
-            <w:r>
-              <w:rPr>
-                <w:rFonts w:ascii="游ゴシック" w:hAnsi="游ゴシック" w:eastAsia="游ゴシック"/>
-                <w:b w:val="0"/>
-                <w:i w:val="0"/>
-                <w:sz w:val="17"/>
-              </w:rPr>
-              <w:t>期限超過（1か月）</w:t>
-            </w:r>
-          </w:p>
-        </w:tc>
-        <w:tc>
-          <w:tcPr>
-            <w:tcW w:type="dxa" w:w="3231"/>
-            <w:vAlign w:val="center"/>
-          </w:tcPr>
-          <w:p>
-            <w:pPr>
-              <w:spacing w:before="20" w:after="20"/>
-            </w:pPr>
-            <w:r>
-              <w:rPr>
-                <w:rFonts w:ascii="游ゴシック" w:hAnsi="游ゴシック" w:eastAsia="游ゴシック"/>
-                <w:b/>
-                <w:i w:val="0"/>
-                <w:sz w:val="17"/>
-              </w:rPr>
-              <w:t>町のサービス実績（町内外事業所別・依頼票D4）</w:t>
             </w:r>
           </w:p>
         </w:tc>
@@ -4154,7 +4150,7 @@
                 <w:i w:val="0"/>
                 <w:sz w:val="17"/>
               </w:rPr>
-              <w:t>2-4</w:t>
+              <w:t>3-4</w:t>
             </w:r>
           </w:p>
         </w:tc>
@@ -4174,7 +4170,7 @@
                 <w:i w:val="0"/>
                 <w:sz w:val="17"/>
               </w:rPr>
-              <w:t>調査票原案の町の確認</w:t>
+              <w:t>ヒアリングの実施</w:t>
             </w:r>
           </w:p>
         </w:tc>
@@ -4194,7 +4190,7 @@
                 <w:i w:val="0"/>
                 <w:sz w:val="17"/>
               </w:rPr>
-              <w:t>町</w:t>
+              <w:t>受託者</w:t>
             </w:r>
           </w:p>
         </w:tc>
@@ -4214,7 +4210,7 @@
                 <w:i w:val="0"/>
                 <w:sz w:val="17"/>
               </w:rPr>
-              <w:t>2026-08</w:t>
+              <w:t>2026-10</w:t>
             </w:r>
           </w:p>
         </w:tc>
@@ -4256,7 +4252,7 @@
                 <w:i w:val="0"/>
                 <w:sz w:val="17"/>
               </w:rPr>
-              <w:t>100％</w:t>
+              <w:t>60％</w:t>
             </w:r>
           </w:p>
         </w:tc>
@@ -4276,7 +4272,7 @@
                 <w:i w:val="0"/>
                 <w:sz w:val="17"/>
               </w:rPr>
-              <w:t>期限超過（2か月）</w:t>
+              <w:t>遅れ</w:t>
             </w:r>
           </w:p>
         </w:tc>
@@ -4296,7 +4292,7 @@
                 <w:i w:val="0"/>
                 <w:sz w:val="17"/>
               </w:rPr>
-              <w:t>調査票の復元</w:t>
+              <w:t>日程調整</w:t>
             </w:r>
           </w:p>
         </w:tc>
@@ -4318,7 +4314,7 @@
                 <w:i w:val="0"/>
                 <w:sz w:val="17"/>
               </w:rPr>
-              <w:t>2-7</w:t>
+              <w:t>1-7</w:t>
             </w:r>
           </w:p>
         </w:tc>
@@ -4338,7 +4334,7 @@
                 <w:i w:val="0"/>
                 <w:sz w:val="17"/>
               </w:rPr>
-              <w:t>宛名ラベルの作成</w:t>
+              <w:t>工程変更の協議と打合せ記録の作成</w:t>
             </w:r>
           </w:p>
         </w:tc>
@@ -4358,7 +4354,7 @@
                 <w:i w:val="0"/>
                 <w:sz w:val="17"/>
               </w:rPr>
-              <w:t>受託者</w:t>
+              <w:t>受託者・町</w:t>
             </w:r>
           </w:p>
         </w:tc>
@@ -4378,7 +4374,7 @@
                 <w:i w:val="0"/>
                 <w:sz w:val="17"/>
               </w:rPr>
-              <w:t>2026-09</w:t>
+              <w:t>2026-08</w:t>
             </w:r>
           </w:p>
         </w:tc>
@@ -4399,7 +4395,7 @@
                 <w:i w:val="0"/>
                 <w:sz w:val="17"/>
               </w:rPr>
-              <w:t>0％</w:t>
+              <w:t>40％</w:t>
             </w:r>
           </w:p>
         </w:tc>
@@ -4440,7 +4436,7 @@
                 <w:i w:val="0"/>
                 <w:sz w:val="17"/>
               </w:rPr>
-              <w:t>期限超過（1か月）</w:t>
+              <w:t>期限超過（2か月）</w:t>
             </w:r>
           </w:p>
         </w:tc>
@@ -4456,11 +4452,11 @@
             <w:r>
               <w:rPr>
                 <w:rFonts w:ascii="游ゴシック" w:hAnsi="游ゴシック" w:eastAsia="游ゴシック"/>
-                <w:b w:val="0"/>
-                <w:i w:val="0"/>
-                <w:sz w:val="17"/>
-              </w:rPr>
-              <w:t>対象者の抽出</w:t>
+                <w:b/>
+                <w:i w:val="0"/>
+                <w:sz w:val="17"/>
+              </w:rPr>
+              <w:t>町との協議。8月19日の協議会またはその前後に行う</w:t>
             </w:r>
           </w:p>
         </w:tc>
@@ -4482,7 +4478,7 @@
                 <w:i w:val="0"/>
                 <w:sz w:val="17"/>
               </w:rPr>
-              <w:t>3-3</w:t>
+              <w:t>2-9</w:t>
             </w:r>
           </w:p>
         </w:tc>
@@ -4502,7 +4498,7 @@
                 <w:i w:val="0"/>
                 <w:sz w:val="17"/>
               </w:rPr>
-              <w:t>依頼の送付・日程調整</w:t>
+              <w:t>督促はがきの準備・発送</w:t>
             </w:r>
           </w:p>
         </w:tc>
@@ -4563,7 +4559,7 @@
                 <w:i w:val="0"/>
                 <w:sz w:val="17"/>
               </w:rPr>
-              <w:t>0％</w:t>
+              <w:t>50％</w:t>
             </w:r>
           </w:p>
         </w:tc>
@@ -4620,11 +4616,20 @@
             <w:r>
               <w:rPr>
                 <w:rFonts w:ascii="游ゴシック" w:hAnsi="游ゴシック" w:eastAsia="游ゴシック"/>
+                <w:b/>
+                <w:i w:val="0"/>
+                <w:sz w:val="17"/>
+              </w:rPr>
+              <w:t>今回の督促の実施の有無が未確認。</w:t>
+            </w:r>
+            <w:r>
+              <w:rPr>
+                <w:rFonts w:ascii="游ゴシック" w:hAnsi="游ゴシック" w:eastAsia="游ゴシック"/>
                 <w:b w:val="0"/>
                 <w:i w:val="0"/>
                 <w:sz w:val="17"/>
               </w:rPr>
-              <w:t>対象先の選定</w:t>
+              <w:t>配布数とあわせて確認する（依頼票D5）</w:t>
             </w:r>
           </w:p>
         </w:tc>
@@ -4646,7 +4651,7 @@
                 <w:i w:val="0"/>
                 <w:sz w:val="17"/>
               </w:rPr>
-              <w:t>2-3</w:t>
+              <w:t>2-5</w:t>
             </w:r>
           </w:p>
         </w:tc>
@@ -4666,7 +4671,7 @@
                 <w:i w:val="0"/>
                 <w:sz w:val="17"/>
               </w:rPr>
-              <w:t>調査票の作成と補修正</w:t>
+              <w:t>対象者の抽出</w:t>
             </w:r>
           </w:p>
         </w:tc>
@@ -4686,7 +4691,7 @@
                 <w:i w:val="0"/>
                 <w:sz w:val="17"/>
               </w:rPr>
-              <w:t>受託者</w:t>
+              <w:t>町</w:t>
             </w:r>
           </w:p>
         </w:tc>
@@ -4706,7 +4711,7 @@
                 <w:i w:val="0"/>
                 <w:sz w:val="17"/>
               </w:rPr>
-              <w:t>2026-08</w:t>
+              <w:t>2026-09</w:t>
             </w:r>
           </w:p>
         </w:tc>
@@ -4727,7 +4732,7 @@
                 <w:i w:val="0"/>
                 <w:sz w:val="17"/>
               </w:rPr>
-              <w:t>20％</w:t>
+              <w:t>80％</w:t>
             </w:r>
           </w:p>
         </w:tc>
@@ -4768,7 +4773,7 @@
                 <w:i w:val="0"/>
                 <w:sz w:val="17"/>
               </w:rPr>
-              <w:t>期限超過（2か月）</w:t>
+              <w:t>期限超過（1か月）</w:t>
             </w:r>
           </w:p>
         </w:tc>
@@ -4788,21 +4793,8 @@
                 <w:i w:val="0"/>
                 <w:sz w:val="17"/>
               </w:rPr>
-              <w:t>★0727版が手元にない（依頼票D1）。工程全体の律速</w:t>
-            </w:r>
-          </w:p>
-        </w:tc>
-      </w:tr>
-      <w:tr>
-        <w:tc>
-          <w:tcPr>
-            <w:tcW w:type="dxa" w:w="510"/>
-            <w:vAlign w:val="center"/>
-          </w:tcPr>
-          <w:p>
-            <w:pPr>
-              <w:spacing w:before="20" w:after="20"/>
-            </w:pPr>
+              <w:t>配布数と抽出方法が未記入。</w:t>
+            </w:r>
             <w:r>
               <w:rPr>
                 <w:rFonts w:ascii="游ゴシック" w:hAnsi="游ゴシック" w:eastAsia="游ゴシック"/>
@@ -4810,141 +4802,8 @@
                 <w:i w:val="0"/>
                 <w:sz w:val="17"/>
               </w:rPr>
-              <w:t>2-5</w:t>
-            </w:r>
-          </w:p>
-        </w:tc>
-        <w:tc>
-          <w:tcPr>
-            <w:tcW w:type="dxa" w:w="1928"/>
-            <w:vAlign w:val="center"/>
-          </w:tcPr>
-          <w:p>
-            <w:pPr>
-              <w:spacing w:before="20" w:after="20"/>
-            </w:pPr>
-            <w:r>
-              <w:rPr>
-                <w:rFonts w:ascii="游ゴシック" w:hAnsi="游ゴシック" w:eastAsia="游ゴシック"/>
-                <w:b w:val="0"/>
-                <w:i w:val="0"/>
-                <w:sz w:val="17"/>
-              </w:rPr>
-              <w:t>対象者の抽出</w:t>
-            </w:r>
-          </w:p>
-        </w:tc>
-        <w:tc>
-          <w:tcPr>
-            <w:tcW w:type="dxa" w:w="850"/>
-            <w:vAlign w:val="center"/>
-          </w:tcPr>
-          <w:p>
-            <w:pPr>
-              <w:spacing w:before="20" w:after="20"/>
-            </w:pPr>
-            <w:r>
-              <w:rPr>
-                <w:rFonts w:ascii="游ゴシック" w:hAnsi="游ゴシック" w:eastAsia="游ゴシック"/>
-                <w:b w:val="0"/>
-                <w:i w:val="0"/>
-                <w:sz w:val="17"/>
-              </w:rPr>
-              <w:t>町</w:t>
-            </w:r>
-          </w:p>
-        </w:tc>
-        <w:tc>
-          <w:tcPr>
-            <w:tcW w:type="dxa" w:w="850"/>
-            <w:vAlign w:val="center"/>
-          </w:tcPr>
-          <w:p>
-            <w:pPr>
-              <w:spacing w:before="20" w:after="20"/>
-            </w:pPr>
-            <w:r>
-              <w:rPr>
-                <w:rFonts w:ascii="游ゴシック" w:hAnsi="游ゴシック" w:eastAsia="游ゴシック"/>
-                <w:b w:val="0"/>
-                <w:i w:val="0"/>
-                <w:sz w:val="17"/>
-              </w:rPr>
-              <w:t>2026-09</w:t>
-            </w:r>
-          </w:p>
-        </w:tc>
-        <w:tc>
-          <w:tcPr>
-            <w:tcW w:type="dxa" w:w="624"/>
-            <w:vAlign w:val="center"/>
-          </w:tcPr>
-          <w:p>
-            <w:pPr>
-              <w:spacing w:before="20" w:after="20"/>
-              <w:jc w:val="right"/>
-            </w:pPr>
-            <w:r>
-              <w:rPr>
-                <w:rFonts w:ascii="游ゴシック" w:hAnsi="游ゴシック" w:eastAsia="游ゴシック"/>
-                <w:b w:val="0"/>
-                <w:i w:val="0"/>
-                <w:sz w:val="17"/>
-              </w:rPr>
-              <w:t>30％</w:t>
-            </w:r>
-          </w:p>
-        </w:tc>
-        <w:tc>
-          <w:tcPr>
-            <w:tcW w:type="dxa" w:w="624"/>
-            <w:vAlign w:val="center"/>
-          </w:tcPr>
-          <w:p>
-            <w:pPr>
-              <w:spacing w:before="20" w:after="20"/>
-              <w:jc w:val="right"/>
-            </w:pPr>
-            <w:r>
-              <w:rPr>
-                <w:rFonts w:ascii="游ゴシック" w:hAnsi="游ゴシック" w:eastAsia="游ゴシック"/>
-                <w:b w:val="0"/>
-                <w:i w:val="0"/>
-                <w:sz w:val="17"/>
-              </w:rPr>
-              <w:t>100％</w:t>
-            </w:r>
-          </w:p>
-        </w:tc>
-        <w:tc>
-          <w:tcPr>
-            <w:tcW w:type="dxa" w:w="1134"/>
-            <w:vAlign w:val="center"/>
-          </w:tcPr>
-          <w:p>
-            <w:pPr>
-              <w:spacing w:before="20" w:after="20"/>
-            </w:pPr>
-            <w:r>
-              <w:rPr>
-                <w:rFonts w:ascii="游ゴシック" w:hAnsi="游ゴシック" w:eastAsia="游ゴシック"/>
-                <w:b w:val="0"/>
-                <w:i w:val="0"/>
-                <w:sz w:val="17"/>
-              </w:rPr>
-              <w:t>期限超過（1か月）</w:t>
-            </w:r>
-          </w:p>
-        </w:tc>
-        <w:tc>
-          <w:tcPr>
-            <w:tcW w:type="dxa" w:w="3231"/>
-            <w:vAlign w:val="center"/>
-          </w:tcPr>
-          <w:p>
-            <w:pPr>
-              <w:spacing w:before="20" w:after="20"/>
-            </w:pPr>
+              <w:t>前回は520人の層化無作為抽出であり、</w:t>
+            </w:r>
             <w:r>
               <w:rPr>
                 <w:rFonts w:ascii="游ゴシック" w:hAnsi="游ゴシック" w:eastAsia="游ゴシック"/>
@@ -4952,827 +4811,7 @@
                 <w:i w:val="0"/>
                 <w:sz w:val="17"/>
               </w:rPr>
-              <w:t>町による区分ごとの実数の回答（依頼票D2）。所管課をまたぐ照会で2〜3週間</w:t>
-            </w:r>
-          </w:p>
-        </w:tc>
-      </w:tr>
-      <w:tr>
-        <w:tc>
-          <w:tcPr>
-            <w:tcW w:type="dxa" w:w="510"/>
-            <w:vAlign w:val="center"/>
-          </w:tcPr>
-          <w:p>
-            <w:pPr>
-              <w:spacing w:before="20" w:after="20"/>
-            </w:pPr>
-            <w:r>
-              <w:rPr>
-                <w:rFonts w:ascii="游ゴシック" w:hAnsi="游ゴシック" w:eastAsia="游ゴシック"/>
-                <w:b w:val="0"/>
-                <w:i w:val="0"/>
-                <w:sz w:val="17"/>
-              </w:rPr>
-              <w:t>1-7</w:t>
-            </w:r>
-          </w:p>
-        </w:tc>
-        <w:tc>
-          <w:tcPr>
-            <w:tcW w:type="dxa" w:w="1928"/>
-            <w:vAlign w:val="center"/>
-          </w:tcPr>
-          <w:p>
-            <w:pPr>
-              <w:spacing w:before="20" w:after="20"/>
-            </w:pPr>
-            <w:r>
-              <w:rPr>
-                <w:rFonts w:ascii="游ゴシック" w:hAnsi="游ゴシック" w:eastAsia="游ゴシック"/>
-                <w:b w:val="0"/>
-                <w:i w:val="0"/>
-                <w:sz w:val="17"/>
-              </w:rPr>
-              <w:t>工程変更の協議と打合せ記録の作成</w:t>
-            </w:r>
-          </w:p>
-        </w:tc>
-        <w:tc>
-          <w:tcPr>
-            <w:tcW w:type="dxa" w:w="850"/>
-            <w:vAlign w:val="center"/>
-          </w:tcPr>
-          <w:p>
-            <w:pPr>
-              <w:spacing w:before="20" w:after="20"/>
-            </w:pPr>
-            <w:r>
-              <w:rPr>
-                <w:rFonts w:ascii="游ゴシック" w:hAnsi="游ゴシック" w:eastAsia="游ゴシック"/>
-                <w:b w:val="0"/>
-                <w:i w:val="0"/>
-                <w:sz w:val="17"/>
-              </w:rPr>
-              <w:t>受託者・町</w:t>
-            </w:r>
-          </w:p>
-        </w:tc>
-        <w:tc>
-          <w:tcPr>
-            <w:tcW w:type="dxa" w:w="850"/>
-            <w:vAlign w:val="center"/>
-          </w:tcPr>
-          <w:p>
-            <w:pPr>
-              <w:spacing w:before="20" w:after="20"/>
-            </w:pPr>
-            <w:r>
-              <w:rPr>
-                <w:rFonts w:ascii="游ゴシック" w:hAnsi="游ゴシック" w:eastAsia="游ゴシック"/>
-                <w:b w:val="0"/>
-                <w:i w:val="0"/>
-                <w:sz w:val="17"/>
-              </w:rPr>
-              <w:t>2026-08</w:t>
-            </w:r>
-          </w:p>
-        </w:tc>
-        <w:tc>
-          <w:tcPr>
-            <w:tcW w:type="dxa" w:w="624"/>
-            <w:vAlign w:val="center"/>
-          </w:tcPr>
-          <w:p>
-            <w:pPr>
-              <w:spacing w:before="20" w:after="20"/>
-              <w:jc w:val="right"/>
-            </w:pPr>
-            <w:r>
-              <w:rPr>
-                <w:rFonts w:ascii="游ゴシック" w:hAnsi="游ゴシック" w:eastAsia="游ゴシック"/>
-                <w:b w:val="0"/>
-                <w:i w:val="0"/>
-                <w:sz w:val="17"/>
-              </w:rPr>
-              <w:t>40％</w:t>
-            </w:r>
-          </w:p>
-        </w:tc>
-        <w:tc>
-          <w:tcPr>
-            <w:tcW w:type="dxa" w:w="624"/>
-            <w:vAlign w:val="center"/>
-          </w:tcPr>
-          <w:p>
-            <w:pPr>
-              <w:spacing w:before="20" w:after="20"/>
-              <w:jc w:val="right"/>
-            </w:pPr>
-            <w:r>
-              <w:rPr>
-                <w:rFonts w:ascii="游ゴシック" w:hAnsi="游ゴシック" w:eastAsia="游ゴシック"/>
-                <w:b w:val="0"/>
-                <w:i w:val="0"/>
-                <w:sz w:val="17"/>
-              </w:rPr>
-              <w:t>100％</w:t>
-            </w:r>
-          </w:p>
-        </w:tc>
-        <w:tc>
-          <w:tcPr>
-            <w:tcW w:type="dxa" w:w="1134"/>
-            <w:vAlign w:val="center"/>
-          </w:tcPr>
-          <w:p>
-            <w:pPr>
-              <w:spacing w:before="20" w:after="20"/>
-            </w:pPr>
-            <w:r>
-              <w:rPr>
-                <w:rFonts w:ascii="游ゴシック" w:hAnsi="游ゴシック" w:eastAsia="游ゴシック"/>
-                <w:b w:val="0"/>
-                <w:i w:val="0"/>
-                <w:sz w:val="17"/>
-              </w:rPr>
-              <w:t>期限超過（2か月）</w:t>
-            </w:r>
-          </w:p>
-        </w:tc>
-        <w:tc>
-          <w:tcPr>
-            <w:tcW w:type="dxa" w:w="3231"/>
-            <w:vAlign w:val="center"/>
-          </w:tcPr>
-          <w:p>
-            <w:pPr>
-              <w:spacing w:before="20" w:after="20"/>
-            </w:pPr>
-            <w:r>
-              <w:rPr>
-                <w:rFonts w:ascii="游ゴシック" w:hAnsi="游ゴシック" w:eastAsia="游ゴシック"/>
-                <w:b/>
-                <w:i w:val="0"/>
-                <w:sz w:val="17"/>
-              </w:rPr>
-              <w:t>町との協議。8月19日の協議会またはその前後に行う</w:t>
-            </w:r>
-          </w:p>
-        </w:tc>
-      </w:tr>
-      <w:tr>
-        <w:tc>
-          <w:tcPr>
-            <w:tcW w:type="dxa" w:w="510"/>
-            <w:vAlign w:val="center"/>
-          </w:tcPr>
-          <w:p>
-            <w:pPr>
-              <w:spacing w:before="20" w:after="20"/>
-            </w:pPr>
-            <w:r>
-              <w:rPr>
-                <w:rFonts w:ascii="游ゴシック" w:hAnsi="游ゴシック" w:eastAsia="游ゴシック"/>
-                <w:b w:val="0"/>
-                <w:i w:val="0"/>
-                <w:sz w:val="17"/>
-              </w:rPr>
-              <w:t>3-4</w:t>
-            </w:r>
-          </w:p>
-        </w:tc>
-        <w:tc>
-          <w:tcPr>
-            <w:tcW w:type="dxa" w:w="1928"/>
-            <w:vAlign w:val="center"/>
-          </w:tcPr>
-          <w:p>
-            <w:pPr>
-              <w:spacing w:before="20" w:after="20"/>
-            </w:pPr>
-            <w:r>
-              <w:rPr>
-                <w:rFonts w:ascii="游ゴシック" w:hAnsi="游ゴシック" w:eastAsia="游ゴシック"/>
-                <w:b w:val="0"/>
-                <w:i w:val="0"/>
-                <w:sz w:val="17"/>
-              </w:rPr>
-              <w:t>ヒアリングの実施</w:t>
-            </w:r>
-          </w:p>
-        </w:tc>
-        <w:tc>
-          <w:tcPr>
-            <w:tcW w:type="dxa" w:w="850"/>
-            <w:vAlign w:val="center"/>
-          </w:tcPr>
-          <w:p>
-            <w:pPr>
-              <w:spacing w:before="20" w:after="20"/>
-            </w:pPr>
-            <w:r>
-              <w:rPr>
-                <w:rFonts w:ascii="游ゴシック" w:hAnsi="游ゴシック" w:eastAsia="游ゴシック"/>
-                <w:b w:val="0"/>
-                <w:i w:val="0"/>
-                <w:sz w:val="17"/>
-              </w:rPr>
-              <w:t>受託者</w:t>
-            </w:r>
-          </w:p>
-        </w:tc>
-        <w:tc>
-          <w:tcPr>
-            <w:tcW w:type="dxa" w:w="850"/>
-            <w:vAlign w:val="center"/>
-          </w:tcPr>
-          <w:p>
-            <w:pPr>
-              <w:spacing w:before="20" w:after="20"/>
-            </w:pPr>
-            <w:r>
-              <w:rPr>
-                <w:rFonts w:ascii="游ゴシック" w:hAnsi="游ゴシック" w:eastAsia="游ゴシック"/>
-                <w:b w:val="0"/>
-                <w:i w:val="0"/>
-                <w:sz w:val="17"/>
-              </w:rPr>
-              <w:t>2026-10</w:t>
-            </w:r>
-          </w:p>
-        </w:tc>
-        <w:tc>
-          <w:tcPr>
-            <w:tcW w:type="dxa" w:w="624"/>
-            <w:vAlign w:val="center"/>
-          </w:tcPr>
-          <w:p>
-            <w:pPr>
-              <w:spacing w:before="20" w:after="20"/>
-              <w:jc w:val="right"/>
-            </w:pPr>
-            <w:r>
-              <w:rPr>
-                <w:rFonts w:ascii="游ゴシック" w:hAnsi="游ゴシック" w:eastAsia="游ゴシック"/>
-                <w:b w:val="0"/>
-                <w:i w:val="0"/>
-                <w:sz w:val="17"/>
-              </w:rPr>
-              <w:t>0％</w:t>
-            </w:r>
-          </w:p>
-        </w:tc>
-        <w:tc>
-          <w:tcPr>
-            <w:tcW w:type="dxa" w:w="624"/>
-            <w:vAlign w:val="center"/>
-          </w:tcPr>
-          <w:p>
-            <w:pPr>
-              <w:spacing w:before="20" w:after="20"/>
-              <w:jc w:val="right"/>
-            </w:pPr>
-            <w:r>
-              <w:rPr>
-                <w:rFonts w:ascii="游ゴシック" w:hAnsi="游ゴシック" w:eastAsia="游ゴシック"/>
-                <w:b w:val="0"/>
-                <w:i w:val="0"/>
-                <w:sz w:val="17"/>
-              </w:rPr>
-              <w:t>57％</w:t>
-            </w:r>
-          </w:p>
-        </w:tc>
-        <w:tc>
-          <w:tcPr>
-            <w:tcW w:type="dxa" w:w="1134"/>
-            <w:vAlign w:val="center"/>
-          </w:tcPr>
-          <w:p>
-            <w:pPr>
-              <w:spacing w:before="20" w:after="20"/>
-            </w:pPr>
-            <w:r>
-              <w:rPr>
-                <w:rFonts w:ascii="游ゴシック" w:hAnsi="游ゴシック" w:eastAsia="游ゴシック"/>
-                <w:b w:val="0"/>
-                <w:i w:val="0"/>
-                <w:sz w:val="17"/>
-              </w:rPr>
-              <w:t>遅れ</w:t>
-            </w:r>
-          </w:p>
-        </w:tc>
-        <w:tc>
-          <w:tcPr>
-            <w:tcW w:type="dxa" w:w="3231"/>
-            <w:vAlign w:val="center"/>
-          </w:tcPr>
-          <w:p>
-            <w:pPr>
-              <w:spacing w:before="20" w:after="20"/>
-            </w:pPr>
-            <w:r>
-              <w:rPr>
-                <w:rFonts w:ascii="游ゴシック" w:hAnsi="游ゴシック" w:eastAsia="游ゴシック"/>
-                <w:b w:val="0"/>
-                <w:i w:val="0"/>
-                <w:sz w:val="17"/>
-              </w:rPr>
-              <w:t>日程調整</w:t>
-            </w:r>
-          </w:p>
-        </w:tc>
-      </w:tr>
-      <w:tr>
-        <w:tc>
-          <w:tcPr>
-            <w:tcW w:type="dxa" w:w="510"/>
-            <w:vAlign w:val="center"/>
-          </w:tcPr>
-          <w:p>
-            <w:pPr>
-              <w:spacing w:before="20" w:after="20"/>
-            </w:pPr>
-            <w:r>
-              <w:rPr>
-                <w:rFonts w:ascii="游ゴシック" w:hAnsi="游ゴシック" w:eastAsia="游ゴシック"/>
-                <w:b w:val="0"/>
-                <w:i w:val="0"/>
-                <w:sz w:val="17"/>
-              </w:rPr>
-              <w:t>2-8</w:t>
-            </w:r>
-          </w:p>
-        </w:tc>
-        <w:tc>
-          <w:tcPr>
-            <w:tcW w:type="dxa" w:w="1928"/>
-            <w:vAlign w:val="center"/>
-          </w:tcPr>
-          <w:p>
-            <w:pPr>
-              <w:spacing w:before="20" w:after="20"/>
-            </w:pPr>
-            <w:r>
-              <w:rPr>
-                <w:rFonts w:ascii="游ゴシック" w:hAnsi="游ゴシック" w:eastAsia="游ゴシック"/>
-                <w:b w:val="0"/>
-                <w:i w:val="0"/>
-                <w:sz w:val="17"/>
-              </w:rPr>
-              <w:t>調査の発送・回収</w:t>
-            </w:r>
-          </w:p>
-        </w:tc>
-        <w:tc>
-          <w:tcPr>
-            <w:tcW w:type="dxa" w:w="850"/>
-            <w:vAlign w:val="center"/>
-          </w:tcPr>
-          <w:p>
-            <w:pPr>
-              <w:spacing w:before="20" w:after="20"/>
-            </w:pPr>
-            <w:r>
-              <w:rPr>
-                <w:rFonts w:ascii="游ゴシック" w:hAnsi="游ゴシック" w:eastAsia="游ゴシック"/>
-                <w:b w:val="0"/>
-                <w:i w:val="0"/>
-                <w:sz w:val="17"/>
-              </w:rPr>
-              <w:t>受託者</w:t>
-            </w:r>
-          </w:p>
-        </w:tc>
-        <w:tc>
-          <w:tcPr>
-            <w:tcW w:type="dxa" w:w="850"/>
-            <w:vAlign w:val="center"/>
-          </w:tcPr>
-          <w:p>
-            <w:pPr>
-              <w:spacing w:before="20" w:after="20"/>
-            </w:pPr>
-            <w:r>
-              <w:rPr>
-                <w:rFonts w:ascii="游ゴシック" w:hAnsi="游ゴシック" w:eastAsia="游ゴシック"/>
-                <w:b w:val="0"/>
-                <w:i w:val="0"/>
-                <w:sz w:val="17"/>
-              </w:rPr>
-              <w:t>2026-10</w:t>
-            </w:r>
-          </w:p>
-        </w:tc>
-        <w:tc>
-          <w:tcPr>
-            <w:tcW w:type="dxa" w:w="624"/>
-            <w:vAlign w:val="center"/>
-          </w:tcPr>
-          <w:p>
-            <w:pPr>
-              <w:spacing w:before="20" w:after="20"/>
-              <w:jc w:val="right"/>
-            </w:pPr>
-            <w:r>
-              <w:rPr>
-                <w:rFonts w:ascii="游ゴシック" w:hAnsi="游ゴシック" w:eastAsia="游ゴシック"/>
-                <w:b w:val="0"/>
-                <w:i w:val="0"/>
-                <w:sz w:val="17"/>
-              </w:rPr>
-              <w:t>0％</w:t>
-            </w:r>
-          </w:p>
-        </w:tc>
-        <w:tc>
-          <w:tcPr>
-            <w:tcW w:type="dxa" w:w="624"/>
-            <w:vAlign w:val="center"/>
-          </w:tcPr>
-          <w:p>
-            <w:pPr>
-              <w:spacing w:before="20" w:after="20"/>
-              <w:jc w:val="right"/>
-            </w:pPr>
-            <w:r>
-              <w:rPr>
-                <w:rFonts w:ascii="游ゴシック" w:hAnsi="游ゴシック" w:eastAsia="游ゴシック"/>
-                <w:b w:val="0"/>
-                <w:i w:val="0"/>
-                <w:sz w:val="17"/>
-              </w:rPr>
-              <w:t>57％</w:t>
-            </w:r>
-          </w:p>
-        </w:tc>
-        <w:tc>
-          <w:tcPr>
-            <w:tcW w:type="dxa" w:w="1134"/>
-            <w:vAlign w:val="center"/>
-          </w:tcPr>
-          <w:p>
-            <w:pPr>
-              <w:spacing w:before="20" w:after="20"/>
-            </w:pPr>
-            <w:r>
-              <w:rPr>
-                <w:rFonts w:ascii="游ゴシック" w:hAnsi="游ゴシック" w:eastAsia="游ゴシック"/>
-                <w:b w:val="0"/>
-                <w:i w:val="0"/>
-                <w:sz w:val="17"/>
-              </w:rPr>
-              <w:t>遅れ</w:t>
-            </w:r>
-          </w:p>
-        </w:tc>
-        <w:tc>
-          <w:tcPr>
-            <w:tcW w:type="dxa" w:w="3231"/>
-            <w:vAlign w:val="center"/>
-          </w:tcPr>
-          <w:p>
-            <w:pPr>
-              <w:spacing w:before="20" w:after="20"/>
-            </w:pPr>
-            <w:r>
-              <w:rPr>
-                <w:rFonts w:ascii="游ゴシック" w:hAnsi="游ゴシック" w:eastAsia="游ゴシック"/>
-                <w:b w:val="0"/>
-                <w:i w:val="0"/>
-                <w:sz w:val="17"/>
-              </w:rPr>
-              <w:t>調査票の確定、対象者の抽出</w:t>
-            </w:r>
-          </w:p>
-        </w:tc>
-      </w:tr>
-      <w:tr>
-        <w:tc>
-          <w:tcPr>
-            <w:tcW w:type="dxa" w:w="510"/>
-            <w:vAlign w:val="center"/>
-          </w:tcPr>
-          <w:p>
-            <w:pPr>
-              <w:spacing w:before="20" w:after="20"/>
-            </w:pPr>
-            <w:r>
-              <w:rPr>
-                <w:rFonts w:ascii="游ゴシック" w:hAnsi="游ゴシック" w:eastAsia="游ゴシック"/>
-                <w:b w:val="0"/>
-                <w:i w:val="0"/>
-                <w:sz w:val="17"/>
-              </w:rPr>
-              <w:t>5-1</w:t>
-            </w:r>
-          </w:p>
-        </w:tc>
-        <w:tc>
-          <w:tcPr>
-            <w:tcW w:type="dxa" w:w="1928"/>
-            <w:vAlign w:val="center"/>
-          </w:tcPr>
-          <w:p>
-            <w:pPr>
-              <w:spacing w:before="20" w:after="20"/>
-            </w:pPr>
-            <w:r>
-              <w:rPr>
-                <w:rFonts w:ascii="游ゴシック" w:hAnsi="游ゴシック" w:eastAsia="游ゴシック"/>
-                <w:b w:val="0"/>
-                <w:i w:val="0"/>
-                <w:sz w:val="17"/>
-              </w:rPr>
-              <w:t>現行計画の取組み状況の検証</w:t>
-            </w:r>
-          </w:p>
-        </w:tc>
-        <w:tc>
-          <w:tcPr>
-            <w:tcW w:type="dxa" w:w="850"/>
-            <w:vAlign w:val="center"/>
-          </w:tcPr>
-          <w:p>
-            <w:pPr>
-              <w:spacing w:before="20" w:after="20"/>
-            </w:pPr>
-            <w:r>
-              <w:rPr>
-                <w:rFonts w:ascii="游ゴシック" w:hAnsi="游ゴシック" w:eastAsia="游ゴシック"/>
-                <w:b w:val="0"/>
-                <w:i w:val="0"/>
-                <w:sz w:val="17"/>
-              </w:rPr>
-              <w:t>受託者</w:t>
-            </w:r>
-          </w:p>
-        </w:tc>
-        <w:tc>
-          <w:tcPr>
-            <w:tcW w:type="dxa" w:w="850"/>
-            <w:vAlign w:val="center"/>
-          </w:tcPr>
-          <w:p>
-            <w:pPr>
-              <w:spacing w:before="20" w:after="20"/>
-            </w:pPr>
-            <w:r>
-              <w:rPr>
-                <w:rFonts w:ascii="游ゴシック" w:hAnsi="游ゴシック" w:eastAsia="游ゴシック"/>
-                <w:b w:val="0"/>
-                <w:i w:val="0"/>
-                <w:sz w:val="17"/>
-              </w:rPr>
-              <w:t>2026-10</w:t>
-            </w:r>
-          </w:p>
-        </w:tc>
-        <w:tc>
-          <w:tcPr>
-            <w:tcW w:type="dxa" w:w="624"/>
-            <w:vAlign w:val="center"/>
-          </w:tcPr>
-          <w:p>
-            <w:pPr>
-              <w:spacing w:before="20" w:after="20"/>
-              <w:jc w:val="right"/>
-            </w:pPr>
-            <w:r>
-              <w:rPr>
-                <w:rFonts w:ascii="游ゴシック" w:hAnsi="游ゴシック" w:eastAsia="游ゴシック"/>
-                <w:b w:val="0"/>
-                <w:i w:val="0"/>
-                <w:sz w:val="17"/>
-              </w:rPr>
-              <w:t>40％</w:t>
-            </w:r>
-          </w:p>
-        </w:tc>
-        <w:tc>
-          <w:tcPr>
-            <w:tcW w:type="dxa" w:w="624"/>
-            <w:vAlign w:val="center"/>
-          </w:tcPr>
-          <w:p>
-            <w:pPr>
-              <w:spacing w:before="20" w:after="20"/>
-              <w:jc w:val="right"/>
-            </w:pPr>
-            <w:r>
-              <w:rPr>
-                <w:rFonts w:ascii="游ゴシック" w:hAnsi="游ゴシック" w:eastAsia="游ゴシック"/>
-                <w:b w:val="0"/>
-                <w:i w:val="0"/>
-                <w:sz w:val="17"/>
-              </w:rPr>
-              <w:t>71％</w:t>
-            </w:r>
-          </w:p>
-        </w:tc>
-        <w:tc>
-          <w:tcPr>
-            <w:tcW w:type="dxa" w:w="1134"/>
-            <w:vAlign w:val="center"/>
-          </w:tcPr>
-          <w:p>
-            <w:pPr>
-              <w:spacing w:before="20" w:after="20"/>
-            </w:pPr>
-            <w:r>
-              <w:rPr>
-                <w:rFonts w:ascii="游ゴシック" w:hAnsi="游ゴシック" w:eastAsia="游ゴシック"/>
-                <w:b w:val="0"/>
-                <w:i w:val="0"/>
-                <w:sz w:val="17"/>
-              </w:rPr>
-              <w:t>遅れ</w:t>
-            </w:r>
-          </w:p>
-        </w:tc>
-        <w:tc>
-          <w:tcPr>
-            <w:tcW w:type="dxa" w:w="3231"/>
-            <w:vAlign w:val="center"/>
-          </w:tcPr>
-          <w:p>
-            <w:pPr>
-              <w:spacing w:before="20" w:after="20"/>
-            </w:pPr>
-            <w:r>
-              <w:rPr>
-                <w:rFonts w:ascii="游ゴシック" w:hAnsi="游ゴシック" w:eastAsia="游ゴシック"/>
-                <w:b w:val="0"/>
-                <w:i w:val="0"/>
-                <w:sz w:val="17"/>
-              </w:rPr>
-              <w:t>町のサービス実績（依頼票D4・D7）</w:t>
-            </w:r>
-          </w:p>
-        </w:tc>
-      </w:tr>
-      <w:tr>
-        <w:tc>
-          <w:tcPr>
-            <w:tcW w:type="dxa" w:w="510"/>
-            <w:vAlign w:val="center"/>
-          </w:tcPr>
-          <w:p>
-            <w:pPr>
-              <w:spacing w:before="20" w:after="20"/>
-            </w:pPr>
-            <w:r>
-              <w:rPr>
-                <w:rFonts w:ascii="游ゴシック" w:hAnsi="游ゴシック" w:eastAsia="游ゴシック"/>
-                <w:b w:val="0"/>
-                <w:i w:val="0"/>
-                <w:sz w:val="17"/>
-              </w:rPr>
-              <w:t>2-9</w:t>
-            </w:r>
-          </w:p>
-        </w:tc>
-        <w:tc>
-          <w:tcPr>
-            <w:tcW w:type="dxa" w:w="1928"/>
-            <w:vAlign w:val="center"/>
-          </w:tcPr>
-          <w:p>
-            <w:pPr>
-              <w:spacing w:before="20" w:after="20"/>
-            </w:pPr>
-            <w:r>
-              <w:rPr>
-                <w:rFonts w:ascii="游ゴシック" w:hAnsi="游ゴシック" w:eastAsia="游ゴシック"/>
-                <w:b w:val="0"/>
-                <w:i w:val="0"/>
-                <w:sz w:val="17"/>
-              </w:rPr>
-              <w:t>督促はがきの準備・発送</w:t>
-            </w:r>
-          </w:p>
-        </w:tc>
-        <w:tc>
-          <w:tcPr>
-            <w:tcW w:type="dxa" w:w="850"/>
-            <w:vAlign w:val="center"/>
-          </w:tcPr>
-          <w:p>
-            <w:pPr>
-              <w:spacing w:before="20" w:after="20"/>
-            </w:pPr>
-            <w:r>
-              <w:rPr>
-                <w:rFonts w:ascii="游ゴシック" w:hAnsi="游ゴシック" w:eastAsia="游ゴシック"/>
-                <w:b w:val="0"/>
-                <w:i w:val="0"/>
-                <w:sz w:val="17"/>
-              </w:rPr>
-              <w:t>受託者</w:t>
-            </w:r>
-          </w:p>
-        </w:tc>
-        <w:tc>
-          <w:tcPr>
-            <w:tcW w:type="dxa" w:w="850"/>
-            <w:vAlign w:val="center"/>
-          </w:tcPr>
-          <w:p>
-            <w:pPr>
-              <w:spacing w:before="20" w:after="20"/>
-            </w:pPr>
-            <w:r>
-              <w:rPr>
-                <w:rFonts w:ascii="游ゴシック" w:hAnsi="游ゴシック" w:eastAsia="游ゴシック"/>
-                <w:b w:val="0"/>
-                <w:i w:val="0"/>
-                <w:sz w:val="17"/>
-              </w:rPr>
-              <w:t>2026-10</w:t>
-            </w:r>
-          </w:p>
-        </w:tc>
-        <w:tc>
-          <w:tcPr>
-            <w:tcW w:type="dxa" w:w="624"/>
-            <w:vAlign w:val="center"/>
-          </w:tcPr>
-          <w:p>
-            <w:pPr>
-              <w:spacing w:before="20" w:after="20"/>
-              <w:jc w:val="right"/>
-            </w:pPr>
-            <w:r>
-              <w:rPr>
-                <w:rFonts w:ascii="游ゴシック" w:hAnsi="游ゴシック" w:eastAsia="游ゴシック"/>
-                <w:b w:val="0"/>
-                <w:i w:val="0"/>
-                <w:sz w:val="17"/>
-              </w:rPr>
-              <w:t>0％</w:t>
-            </w:r>
-          </w:p>
-        </w:tc>
-        <w:tc>
-          <w:tcPr>
-            <w:tcW w:type="dxa" w:w="624"/>
-            <w:vAlign w:val="center"/>
-          </w:tcPr>
-          <w:p>
-            <w:pPr>
-              <w:spacing w:before="20" w:after="20"/>
-              <w:jc w:val="right"/>
-            </w:pPr>
-            <w:r>
-              <w:rPr>
-                <w:rFonts w:ascii="游ゴシック" w:hAnsi="游ゴシック" w:eastAsia="游ゴシック"/>
-                <w:b w:val="0"/>
-                <w:i w:val="0"/>
-                <w:sz w:val="17"/>
-              </w:rPr>
-              <w:t>13％</w:t>
-            </w:r>
-          </w:p>
-        </w:tc>
-        <w:tc>
-          <w:tcPr>
-            <w:tcW w:type="dxa" w:w="1134"/>
-            <w:vAlign w:val="center"/>
-          </w:tcPr>
-          <w:p>
-            <w:pPr>
-              <w:spacing w:before="20" w:after="20"/>
-            </w:pPr>
-            <w:r>
-              <w:rPr>
-                <w:rFonts w:ascii="游ゴシック" w:hAnsi="游ゴシック" w:eastAsia="游ゴシック"/>
-                <w:b w:val="0"/>
-                <w:i w:val="0"/>
-                <w:sz w:val="17"/>
-              </w:rPr>
-              <w:t>遅れ</w:t>
-            </w:r>
-          </w:p>
-        </w:tc>
-        <w:tc>
-          <w:tcPr>
-            <w:tcW w:type="dxa" w:w="3231"/>
-            <w:vAlign w:val="center"/>
-          </w:tcPr>
-          <w:p>
-            <w:pPr>
-              <w:spacing w:before="20" w:after="20"/>
-            </w:pPr>
-            <w:r>
-              <w:rPr>
-                <w:rFonts w:ascii="游ゴシック" w:hAnsi="游ゴシック" w:eastAsia="游ゴシック"/>
-                <w:b/>
-                <w:i w:val="0"/>
-                <w:sz w:val="17"/>
-              </w:rPr>
-              <w:t>前回調査で督促を行ったかが未確認（依頼票D3）。行っていた場合は12.4ptを督促以外で作る必要がある</w:t>
+              <w:t>全数配布か標本抽出かで経年比較の可否が決まる（依頼票D5）</w:t>
             </w:r>
           </w:p>
         </w:tc>
@@ -5785,6 +4824,7 @@
     </w:p>
     <w:p>
       <w:pPr>
+        <w:pStyle w:val="Heading2"/>
         <w:keepNext/>
         <w:spacing w:before="180" w:after="100"/>
       </w:pPr>
@@ -5812,7 +4852,7 @@
           <w:i w:val="0"/>
           <w:sz w:val="21"/>
         </w:rPr>
-        <w:t>障がい計画の遅れ13件は、すべて町からの3点に連なっています。</w:t>
+        <w:t>障がい計画の遅れ7件は、すべて町からの3点に連なっています。</w:t>
       </w:r>
       <w:r>
         <w:rPr>
@@ -5876,6 +4916,7 @@
     </w:p>
     <w:p>
       <w:pPr>
+        <w:pStyle w:val="Heading1"/>
         <w:keepNext/>
         <w:spacing w:before="240" w:after="100"/>
       </w:pPr>
@@ -5958,6 +4999,7 @@
     </w:p>
     <w:p>
       <w:pPr>
+        <w:pStyle w:val="Heading2"/>
         <w:keepNext/>
         <w:spacing w:before="180" w:after="100"/>
       </w:pPr>
@@ -7015,6 +6057,7 @@
     </w:p>
     <w:p>
       <w:pPr>
+        <w:pStyle w:val="Heading3"/>
         <w:keepNext/>
         <w:spacing w:before="180" w:after="80"/>
       </w:pPr>
@@ -8100,6 +7143,7 @@
     </w:p>
     <w:p>
       <w:pPr>
+        <w:pStyle w:val="Heading3"/>
         <w:keepNext/>
         <w:spacing w:before="180" w:after="80"/>
       </w:pPr>
@@ -9059,6 +8103,7 @@
     </w:p>
     <w:p>
       <w:pPr>
+        <w:pStyle w:val="Heading2"/>
         <w:keepNext/>
         <w:spacing w:before="180" w:after="100"/>
       </w:pPr>
@@ -10043,6 +9088,7 @@
     </w:p>
     <w:p>
       <w:pPr>
+        <w:pStyle w:val="Heading3"/>
         <w:keepNext/>
         <w:spacing w:before="180" w:after="80"/>
       </w:pPr>
@@ -10566,6 +9612,7 @@
     </w:p>
     <w:p>
       <w:pPr>
+        <w:pStyle w:val="Heading3"/>
         <w:keepNext/>
         <w:spacing w:before="180" w:after="80"/>
       </w:pPr>
@@ -10605,6 +9652,7 @@
     </w:p>
     <w:p>
       <w:pPr>
+        <w:pStyle w:val="Heading1"/>
         <w:keepNext/>
         <w:spacing w:before="240" w:after="100"/>
       </w:pPr>
@@ -11222,6 +10270,7 @@
     </w:p>
     <w:p>
       <w:pPr>
+        <w:pStyle w:val="Heading1"/>
         <w:keepNext/>
         <w:spacing w:before="240" w:after="100"/>
       </w:pPr>
@@ -11886,6 +10935,7 @@
     </w:p>
     <w:p>
       <w:pPr>
+        <w:pStyle w:val="Heading1"/>
         <w:keepNext/>
         <w:spacing w:before="240" w:after="100"/>
       </w:pPr>
@@ -12935,6 +11985,7 @@
     <w:rPr>
       <w:rFonts w:ascii="游ゴシック" w:hAnsi="游ゴシック" w:eastAsia="游ゴシック"/>
       <w:sz w:val="21"/>
+      <w:lang w:val="en-US" w:eastAsia="ja-JP"/>
     </w:rPr>
   </w:style>
   <w:style w:type="paragraph" w:styleId="Header">
@@ -12992,15 +12043,17 @@
     <w:pPr>
       <w:keepNext/>
       <w:keepLines/>
-      <w:spacing w:before="480" w:after="0"/>
+      <w:spacing w:before="240" w:after="100"/>
+      <w:ind w:left="0" w:firstLine="0"/>
       <w:outlineLvl w:val="0"/>
     </w:pPr>
     <w:rPr>
-      <w:rFonts w:asciiTheme="majorHAnsi" w:eastAsiaTheme="majorEastAsia" w:hAnsiTheme="majorHAnsi" w:cstheme="majorBidi"/>
+      <w:rFonts w:asciiTheme="majorHAnsi" w:eastAsiaTheme="majorEastAsia" w:hAnsiTheme="majorHAnsi" w:cstheme="majorBidi" w:ascii="游ゴシック" w:hAnsi="游ゴシック" w:eastAsia="游ゴシック"/>
       <w:b/>
       <w:bCs/>
-      <w:color w:val="365F91" w:themeColor="accent1" w:themeShade="BF"/>
-      <w:sz w:val="28"/>
+      <w:i w:val="0"/>
+      <w:color w:val="2E74B5"/>
+      <w:sz w:val="30"/>
       <w:szCs w:val="28"/>
     </w:rPr>
   </w:style>
@@ -13016,15 +12069,17 @@
     <w:pPr>
       <w:keepNext/>
       <w:keepLines/>
-      <w:spacing w:before="200" w:after="0"/>
+      <w:spacing w:before="180" w:after="100"/>
+      <w:ind w:left="0" w:firstLine="0"/>
       <w:outlineLvl w:val="1"/>
     </w:pPr>
     <w:rPr>
-      <w:rFonts w:asciiTheme="majorHAnsi" w:eastAsiaTheme="majorEastAsia" w:hAnsiTheme="majorHAnsi" w:cstheme="majorBidi"/>
+      <w:rFonts w:asciiTheme="majorHAnsi" w:eastAsiaTheme="majorEastAsia" w:hAnsiTheme="majorHAnsi" w:cstheme="majorBidi" w:ascii="游ゴシック" w:hAnsi="游ゴシック" w:eastAsia="游ゴシック"/>
       <w:b/>
       <w:bCs/>
-      <w:color w:val="4F81BD" w:themeColor="accent1"/>
-      <w:sz w:val="26"/>
+      <w:i w:val="0"/>
+      <w:color w:val="2E74B5"/>
+      <w:sz w:val="25"/>
       <w:szCs w:val="26"/>
     </w:rPr>
   </w:style>
@@ -13040,14 +12095,17 @@
     <w:pPr>
       <w:keepNext/>
       <w:keepLines/>
-      <w:spacing w:before="200" w:after="0"/>
+      <w:spacing w:before="180" w:after="80"/>
+      <w:ind w:left="0" w:firstLine="0"/>
       <w:outlineLvl w:val="2"/>
     </w:pPr>
     <w:rPr>
-      <w:rFonts w:asciiTheme="majorHAnsi" w:eastAsiaTheme="majorEastAsia" w:hAnsiTheme="majorHAnsi" w:cstheme="majorBidi"/>
+      <w:rFonts w:asciiTheme="majorHAnsi" w:eastAsiaTheme="majorEastAsia" w:hAnsiTheme="majorHAnsi" w:cstheme="majorBidi" w:ascii="游ゴシック" w:hAnsi="游ゴシック" w:eastAsia="游ゴシック"/>
       <w:b/>
       <w:bCs/>
-      <w:color w:val="4F81BD" w:themeColor="accent1"/>
+      <w:i w:val="0"/>
+      <w:color w:val="1F4D78"/>
+      <w:sz w:val="22"/>
     </w:rPr>
   </w:style>
   <w:style w:type="paragraph" w:styleId="Heading4">

--- a/小野町_引継ぎ_整理済/02_キックオフ・業務計画/小野町_工程変更協議資料_第2版_20261005.docx
+++ b/小野町_引継ぎ_整理済/02_キックオフ・業務計画/小野町_工程変更協議資料_第2版_20261005.docx
@@ -1073,6 +1073,7 @@
           </w:tcPr>
           <w:p>
             <w:pPr>
+              <w:keepNext/>
               <w:spacing w:before="20" w:after="20"/>
             </w:pPr>
             <w:r>
@@ -1093,6 +1094,7 @@
           </w:tcPr>
           <w:p>
             <w:pPr>
+              <w:keepNext/>
               <w:spacing w:before="20" w:after="20"/>
             </w:pPr>
             <w:r>
@@ -1122,6 +1124,7 @@
           </w:tcPr>
           <w:p>
             <w:pPr>
+              <w:keepNext/>
               <w:spacing w:before="20" w:after="20"/>
             </w:pPr>
             <w:r>
@@ -1445,6 +1448,7 @@
           </w:tcPr>
           <w:p>
             <w:pPr>
+              <w:keepNext/>
               <w:spacing w:before="20" w:after="20"/>
             </w:pPr>
             <w:r>
@@ -1465,6 +1469,7 @@
           </w:tcPr>
           <w:p>
             <w:pPr>
+              <w:keepNext/>
               <w:spacing w:before="20" w:after="20"/>
               <w:jc w:val="right"/>
             </w:pPr>
@@ -1486,6 +1491,7 @@
           </w:tcPr>
           <w:p>
             <w:pPr>
+              <w:keepNext/>
               <w:spacing w:before="20" w:after="20"/>
               <w:jc w:val="right"/>
             </w:pPr>
@@ -1507,6 +1513,7 @@
           </w:tcPr>
           <w:p>
             <w:pPr>
+              <w:keepNext/>
               <w:spacing w:before="20" w:after="20"/>
               <w:jc w:val="right"/>
             </w:pPr>
@@ -1528,6 +1535,7 @@
           </w:tcPr>
           <w:p>
             <w:pPr>
+              <w:keepNext/>
               <w:spacing w:before="20" w:after="20"/>
               <w:jc w:val="right"/>
             </w:pPr>
@@ -1549,6 +1557,7 @@
           </w:tcPr>
           <w:p>
             <w:pPr>
+              <w:keepNext/>
               <w:spacing w:before="20" w:after="20"/>
               <w:jc w:val="right"/>
             </w:pPr>
@@ -1570,6 +1579,7 @@
           </w:tcPr>
           <w:p>
             <w:pPr>
+              <w:keepNext/>
               <w:spacing w:before="20" w:after="20"/>
               <w:jc w:val="right"/>
             </w:pPr>
@@ -5576,6 +5586,7 @@
           </w:tcPr>
           <w:p>
             <w:pPr>
+              <w:keepNext/>
               <w:spacing w:before="20" w:after="20"/>
             </w:pPr>
             <w:r>
@@ -5596,6 +5607,7 @@
           </w:tcPr>
           <w:p>
             <w:pPr>
+              <w:keepNext/>
               <w:spacing w:before="20" w:after="20"/>
               <w:jc w:val="right"/>
             </w:pPr>
@@ -5617,6 +5629,7 @@
           </w:tcPr>
           <w:p>
             <w:pPr>
+              <w:keepNext/>
               <w:spacing w:before="20" w:after="20"/>
               <w:jc w:val="right"/>
             </w:pPr>
@@ -5638,6 +5651,7 @@
           </w:tcPr>
           <w:p>
             <w:pPr>
+              <w:keepNext/>
               <w:spacing w:before="20" w:after="20"/>
             </w:pPr>
             <w:r>
@@ -5658,6 +5672,7 @@
           </w:tcPr>
           <w:p>
             <w:pPr>
+              <w:keepNext/>
               <w:spacing w:before="20" w:after="20"/>
             </w:pPr>
             <w:r>
@@ -5678,6 +5693,7 @@
           </w:tcPr>
           <w:p>
             <w:pPr>
+              <w:keepNext/>
               <w:spacing w:before="20" w:after="20"/>
             </w:pPr>
             <w:r>
@@ -5698,6 +5714,7 @@
           </w:tcPr>
           <w:p>
             <w:pPr>
+              <w:keepNext/>
               <w:spacing w:before="20" w:after="20"/>
             </w:pPr>
             <w:r>
@@ -9472,6 +9489,7 @@
           </w:tcPr>
           <w:p>
             <w:pPr>
+              <w:keepNext/>
               <w:spacing w:before="20" w:after="20"/>
             </w:pPr>
             <w:r>
@@ -9492,6 +9510,7 @@
           </w:tcPr>
           <w:p>
             <w:pPr>
+              <w:keepNext/>
               <w:spacing w:before="20" w:after="20"/>
             </w:pPr>
             <w:r>
@@ -9512,6 +9531,7 @@
           </w:tcPr>
           <w:p>
             <w:pPr>
+              <w:keepNext/>
               <w:spacing w:before="20" w:after="20"/>
               <w:jc w:val="right"/>
             </w:pPr>
@@ -10086,6 +10106,7 @@
           </w:tcPr>
           <w:p>
             <w:pPr>
+              <w:keepNext/>
               <w:spacing w:before="20" w:after="20"/>
               <w:jc w:val="right"/>
             </w:pPr>
@@ -10107,6 +10128,7 @@
           </w:tcPr>
           <w:p>
             <w:pPr>
+              <w:keepNext/>
               <w:spacing w:before="20" w:after="20"/>
             </w:pPr>
             <w:r>
@@ -10127,6 +10149,7 @@
           </w:tcPr>
           <w:p>
             <w:pPr>
+              <w:keepNext/>
               <w:spacing w:before="20" w:after="20"/>
             </w:pPr>
             <w:r>
@@ -10147,6 +10170,7 @@
           </w:tcPr>
           <w:p>
             <w:pPr>
+              <w:keepNext/>
               <w:spacing w:before="20" w:after="20"/>
             </w:pPr>
             <w:r>
@@ -10769,6 +10793,7 @@
           </w:tcPr>
           <w:p>
             <w:pPr>
+              <w:keepNext/>
               <w:spacing w:before="20" w:after="20"/>
               <w:jc w:val="right"/>
             </w:pPr>
@@ -10790,6 +10815,7 @@
           </w:tcPr>
           <w:p>
             <w:pPr>
+              <w:keepNext/>
               <w:spacing w:before="20" w:after="20"/>
             </w:pPr>
             <w:r>
@@ -10810,6 +10836,7 @@
           </w:tcPr>
           <w:p>
             <w:pPr>
+              <w:keepNext/>
               <w:spacing w:before="20" w:after="20"/>
             </w:pPr>
             <w:r>
@@ -10830,6 +10857,7 @@
           </w:tcPr>
           <w:p>
             <w:pPr>
+              <w:keepNext/>
               <w:spacing w:before="20" w:after="20"/>
             </w:pPr>
             <w:r>

--- a/小野町_引継ぎ_整理済/02_キックオフ・業務計画/小野町_工程変更協議資料_第2版_20261005.docx
+++ b/小野町_引継ぎ_整理済/02_キックオフ・業務計画/小野町_工程変更協議資料_第2版_20261005.docx
@@ -3048,6 +3048,7 @@
           </w:tcPr>
           <w:p>
             <w:pPr>
+              <w:keepNext/>
               <w:spacing w:before="20" w:after="20"/>
             </w:pPr>
             <w:r>
@@ -3068,6 +3069,7 @@
           </w:tcPr>
           <w:p>
             <w:pPr>
+              <w:keepNext/>
               <w:spacing w:before="20" w:after="20"/>
             </w:pPr>
             <w:r>
@@ -3088,6 +3090,7 @@
           </w:tcPr>
           <w:p>
             <w:pPr>
+              <w:keepNext/>
               <w:spacing w:before="20" w:after="20"/>
             </w:pPr>
             <w:r>
@@ -3108,6 +3111,7 @@
           </w:tcPr>
           <w:p>
             <w:pPr>
+              <w:keepNext/>
               <w:spacing w:before="20" w:after="20"/>
             </w:pPr>
             <w:r>
@@ -3128,6 +3132,7 @@
           </w:tcPr>
           <w:p>
             <w:pPr>
+              <w:keepNext/>
               <w:spacing w:before="20" w:after="20"/>
               <w:jc w:val="right"/>
             </w:pPr>
@@ -3149,6 +3154,7 @@
           </w:tcPr>
           <w:p>
             <w:pPr>
+              <w:keepNext/>
               <w:spacing w:before="20" w:after="20"/>
               <w:jc w:val="right"/>
             </w:pPr>
@@ -3170,6 +3176,7 @@
           </w:tcPr>
           <w:p>
             <w:pPr>
+              <w:keepNext/>
               <w:spacing w:before="20" w:after="20"/>
             </w:pPr>
             <w:r>
@@ -3190,6 +3197,7 @@
           </w:tcPr>
           <w:p>
             <w:pPr>
+              <w:keepNext/>
               <w:spacing w:before="20" w:after="20"/>
             </w:pPr>
             <w:r>
@@ -4479,6 +4487,7 @@
           </w:tcPr>
           <w:p>
             <w:pPr>
+              <w:keepNext/>
               <w:spacing w:before="20" w:after="20"/>
             </w:pPr>
             <w:r>
@@ -4499,6 +4508,7 @@
           </w:tcPr>
           <w:p>
             <w:pPr>
+              <w:keepNext/>
               <w:spacing w:before="20" w:after="20"/>
             </w:pPr>
             <w:r>
@@ -4519,6 +4529,7 @@
           </w:tcPr>
           <w:p>
             <w:pPr>
+              <w:keepNext/>
               <w:spacing w:before="20" w:after="20"/>
             </w:pPr>
             <w:r>
@@ -4539,6 +4550,7 @@
           </w:tcPr>
           <w:p>
             <w:pPr>
+              <w:keepNext/>
               <w:spacing w:before="20" w:after="20"/>
             </w:pPr>
             <w:r>
@@ -4559,6 +4571,7 @@
           </w:tcPr>
           <w:p>
             <w:pPr>
+              <w:keepNext/>
               <w:spacing w:before="20" w:after="20"/>
               <w:jc w:val="right"/>
             </w:pPr>
@@ -4580,6 +4593,7 @@
           </w:tcPr>
           <w:p>
             <w:pPr>
+              <w:keepNext/>
               <w:spacing w:before="20" w:after="20"/>
               <w:jc w:val="right"/>
             </w:pPr>
@@ -4601,6 +4615,7 @@
           </w:tcPr>
           <w:p>
             <w:pPr>
+              <w:keepNext/>
               <w:spacing w:before="20" w:after="20"/>
             </w:pPr>
             <w:r>
@@ -4621,6 +4636,7 @@
           </w:tcPr>
           <w:p>
             <w:pPr>
+              <w:keepNext/>
               <w:spacing w:before="20" w:after="20"/>
             </w:pPr>
             <w:r>
